--- a/paper/SpecDrift-Bench_IEEE_paper_4pp.docx
+++ b/paper/SpecDrift-Bench_IEEE_paper_4pp.docx
@@ -247,7 +247,7 @@
         <w:t>Abstract—</w:t>
       </w:r>
       <w:r>
-        <w:t>Large language models now write a substantial share of production code, and they introduce a failure mode that functional testing does not catch: specification drift, in which an implementation quietly stops satisfying a requirement it once met while the project's own test suite continues to pass. Tools that claim to detect drift are evaluated by the issues they report rather than by the issues they miss or invent, so their trustworthiness is unknown. This paper presents SpecDrift-Bench, a fault-injection benchmark that treats drift detection as a classification problem in which false alarms are weighted as heavily as misses. We define nine drift categories, including comment decoys and reverse-direction unauthorised scope creep, together with three categories of negative control, and construct 86 validated cases by injecting faults into three working Python projects governed by 40 numbered rules. Every case records whether the host project's own tests still pass: 22 percent of injected drift escapes testing, and unauthorised scope creep escapes it in every case. Evaluating a two-stage detector with independently instrumented retrieval and verification stages, we find that retrieval raises recall from 0.17 to 0.58 and the false-alarm rate from 0.04 to 0.63, and that the false alarms surviving an evidence-citation requirement are confidently wrong rather than unsupported.</w:t>
+        <w:t>Large language models now write a substantial share of production code, and they introduce a failure mode that functional testing does not catch: specification drift, in which an implementation quietly stops satisfying a requirement it once met while the project's own test suite continues to pass. Tools that claim to detect drift are evaluated by the issues they report rather than by the issues they miss or invent, so their trustworthiness is unknown. This paper presents SpecDrift-Bench, a fault-injection benchmark that treats drift detection as a classification problem in which false alarms are weighted as heavily as misses. We define nine drift categories, including comment decoys and reverse-direction unauthorised scope creep, together with three categories of negative control, and construct 86 validated cases by injecting faults into three working Python projects governed by 40 numbered rules. Every case records whether the host project's own tests still pass: 22 percent of injected drift escapes testing, and unauthorised scope creep escapes it in every case; oracle tests confirm twelve of the thirteen escaping cases. Evaluating a two-stage detector with independently instrumented retrieval and verification stages, we find that retrieval raises recall from 0.17 to 0.54 (interval 0.41 to 0.66) and the false-alarm rate from 0.04 to 0.63, and that the false alarms surviving an evidence-citation requirement are confidently wrong rather than unsupported.</w:t>
       </w:r>
     </w:p>
     <w:p>
@@ -1987,7 +1987,7 @@
         <w:pStyle w:val="BodyText"/>
       </w:pPr>
       <w:r>
-        <w:t>Two baselines isolate what each stage contributes. The keyword baseline tokenises each rule and searches all source text including comments, establishing the floor any semantic method must clear; its inclusion of comments is what makes a comment decoy fool it, which is the point of having it. The whole-file baseline places the entire codebase and specification into a single prompt and asks for a verdict on every rule at once, which isolates the contribution of retrieval because it differs from SpecGuard in that respect alone. Responses are cached on a hash of the question, so a full 86-case SpecGuard run costs 414 model calls rather than the 1,146 rule-case pairs it covers; temperature is fixed at zero and retrieval ties break by chunk identifier.</w:t>
+        <w:t>Two baselines isolate what each stage contributes. The keyword baseline tokenises each rule and searches all source text including comments, establishing the floor any semantic method must clear; its inclusion of comments is what makes a comment decoy fool it, which is the point of having it. The whole-file baseline places the entire codebase and specification into a single prompt and asks for a verdict on every rule at once, which isolates the contribution of retrieval because it differs from SpecGuard in that respect alone. Responses are cached on a hash of the question, so a recorded SpecGuard run made 252 model calls for the 1,146 rule-case pairs it covers; temperature is fixed at zero and retrieval ties break by chunk identifier.</w:t>
       </w:r>
     </w:p>
     <w:p>
@@ -1995,7 +1995,7 @@
         <w:pStyle w:val="BodyText"/>
       </w:pPr>
       <w:r>
-        <w:t>The positive class is drift, and scoring is stricter than conventional binary classification in one respect that matters for trustworthiness. A drift case is a true positive only when the detector flags one of the rules the injection actually targeted; a flag landing on an unrelated rule earns nothing and is tallied separately as spurious, because a detector that is right by accident offers a reviewer nothing to act on. D8 cases name no target rule, since no rule authorises the added behaviour, so any flag counts. Any flag on a negative control is a false alarm, reported alongside precision rather than folded into it. UNCERTAIN counts as not flagged, so the evidence gate can only cost recall. Each miss is attributed: if the injected chunk was never retrieved the miss belongs to retrieval, and if it was retrieved and the verdict was still COMPLIANT the miss belongs to reasoning.</w:t>
+        <w:t>The positive class is drift, and scoring is stricter than conventional binary classification in one respect that matters for trustworthiness. A drift case is a true positive only when the detector flags one of the rules the injection actually targeted; a flag landing on an unrelated rule earns nothing and is tallied separately as spurious, because a detector that is right by accident offers a reviewer nothing to act on. D8 cases name no target rule, so a flag counts only if raised on the planted code. Strict precision additionally charges every spurious flag. Any flag on a negative control is a false alarm, reported alongside precision rather than folded into it. UNCERTAIN counts as not flagged, so the evidence gate can only cost recall. Each miss is attributed: if the injected chunk was never retrieved the miss belongs to retrieval, and if it was retrieved and the verdict was still COMPLIANT the miss belongs to reasoning.</w:t>
       </w:r>
     </w:p>
     <w:p>
@@ -2011,7 +2011,7 @@
         <w:pStyle w:val="BodyText"/>
       </w:pPr>
       <w:r>
-        <w:t>Results come from a single run of each detector over all 86 cases with gpt-4o-mini at temperature zero, supplemented by retrieval and keyword measurements reproduced for this paper. They are preliminary at n equal to 1, and are reported because their shape, not their precision, is the finding.</w:t>
+        <w:t>SpecGuard was run three times over all 86 cases with gpt-4o-mini at temperature zero, the baselines once; tables show run 1 and intervals are bootstrap 95 percent intervals over cases pooling all runs.</w:t>
       </w:r>
     </w:p>
     <w:p>
@@ -2028,7 +2028,7 @@
         <w:keepNext/>
       </w:pPr>
       <w:r>
-        <w:t>End-to-End Detector Comparison (n = 1, Temperature 0)</w:t>
+        <w:t>End-to-End Detector Comparison (Run 1, Temperature 0)</w:t>
       </w:r>
     </w:p>
     <w:tbl>
@@ -2047,21 +2047,22 @@
           <w:insideH w:val="single" w:sz="4" w:space="0" w:color="auto"/>
           <w:insideV w:val="single" w:sz="4" w:space="0" w:color="auto"/>
         </w:tblBorders>
-        <w:tblW w:w="4680" w:type="dxa"/>
+        <w:tblW w:w="4435" w:type="dxa"/>
       </w:tblPr>
       <w:tblGrid>
-        <w:gridCol w:w="1224"/>
-        <w:gridCol w:w="504"/>
-        <w:gridCol w:w="504"/>
-        <w:gridCol w:w="504"/>
-        <w:gridCol w:w="648"/>
-        <w:gridCol w:w="648"/>
-        <w:gridCol w:w="648"/>
+        <w:gridCol w:w="1152"/>
+        <w:gridCol w:w="432"/>
+        <w:gridCol w:w="432"/>
+        <w:gridCol w:w="432"/>
+        <w:gridCol w:w="432"/>
+        <w:gridCol w:w="518"/>
+        <w:gridCol w:w="518"/>
+        <w:gridCol w:w="518"/>
       </w:tblGrid>
       <w:tr>
         <w:tc>
           <w:tcPr>
-            <w:tcW w:type="dxa" w:w="1224"/>
+            <w:tcW w:type="dxa" w:w="1152"/>
           </w:tcPr>
           <w:p>
             <w:pPr>
@@ -2076,7 +2077,7 @@
         </w:tc>
         <w:tc>
           <w:tcPr>
-            <w:tcW w:type="dxa" w:w="504"/>
+            <w:tcW w:type="dxa" w:w="432"/>
           </w:tcPr>
           <w:p>
             <w:pPr>
@@ -2091,7 +2092,7 @@
         </w:tc>
         <w:tc>
           <w:tcPr>
-            <w:tcW w:type="dxa" w:w="504"/>
+            <w:tcW w:type="dxa" w:w="432"/>
           </w:tcPr>
           <w:p>
             <w:pPr>
@@ -2100,13 +2101,28 @@
               <w:jc w:val="center"/>
             </w:pPr>
             <w:r>
+              <w:t>SP</w:t>
+            </w:r>
+          </w:p>
+        </w:tc>
+        <w:tc>
+          <w:tcPr>
+            <w:tcW w:type="dxa" w:w="432"/>
+          </w:tcPr>
+          <w:p>
+            <w:pPr>
+              <w:pStyle w:val="tablecolhead"/>
+              <w:keepNext/>
+              <w:jc w:val="center"/>
+            </w:pPr>
+            <w:r>
               <w:t>R</w:t>
             </w:r>
           </w:p>
         </w:tc>
         <w:tc>
           <w:tcPr>
-            <w:tcW w:type="dxa" w:w="504"/>
+            <w:tcW w:type="dxa" w:w="432"/>
           </w:tcPr>
           <w:p>
             <w:pPr>
@@ -2121,7 +2137,7 @@
         </w:tc>
         <w:tc>
           <w:tcPr>
-            <w:tcW w:type="dxa" w:w="648"/>
+            <w:tcW w:type="dxa" w:w="518"/>
           </w:tcPr>
           <w:p>
             <w:pPr>
@@ -2136,7 +2152,7 @@
         </w:tc>
         <w:tc>
           <w:tcPr>
-            <w:tcW w:type="dxa" w:w="648"/>
+            <w:tcW w:type="dxa" w:w="518"/>
           </w:tcPr>
           <w:p>
             <w:pPr>
@@ -2151,7 +2167,7 @@
         </w:tc>
         <w:tc>
           <w:tcPr>
-            <w:tcW w:type="dxa" w:w="648"/>
+            <w:tcW w:type="dxa" w:w="518"/>
           </w:tcPr>
           <w:p>
             <w:pPr>
@@ -2168,7 +2184,7 @@
       <w:tr>
         <w:tc>
           <w:tcPr>
-            <w:tcW w:type="dxa" w:w="1224"/>
+            <w:tcW w:type="dxa" w:w="1152"/>
           </w:tcPr>
           <w:p>
             <w:pPr>
@@ -2183,52 +2199,67 @@
         </w:tc>
         <w:tc>
           <w:tcPr>
-            <w:tcW w:type="dxa" w:w="504"/>
-          </w:tcPr>
-          <w:p>
-            <w:pPr>
-              <w:pStyle w:val="tablecopy"/>
-              <w:keepNext/>
-              <w:jc w:val="center"/>
-            </w:pPr>
-            <w:r>
-              <w:t>0.67</w:t>
-            </w:r>
-          </w:p>
-        </w:tc>
-        <w:tc>
-          <w:tcPr>
-            <w:tcW w:type="dxa" w:w="504"/>
-          </w:tcPr>
-          <w:p>
-            <w:pPr>
-              <w:pStyle w:val="tablecopy"/>
-              <w:keepNext/>
-              <w:jc w:val="center"/>
-            </w:pPr>
-            <w:r>
-              <w:t>0.58</w:t>
-            </w:r>
-          </w:p>
-        </w:tc>
-        <w:tc>
-          <w:tcPr>
-            <w:tcW w:type="dxa" w:w="504"/>
-          </w:tcPr>
-          <w:p>
-            <w:pPr>
-              <w:pStyle w:val="tablecopy"/>
-              <w:keepNext/>
-              <w:jc w:val="center"/>
-            </w:pPr>
-            <w:r>
-              <w:t>0.62</w:t>
-            </w:r>
-          </w:p>
-        </w:tc>
-        <w:tc>
-          <w:tcPr>
-            <w:tcW w:type="dxa" w:w="648"/>
+            <w:tcW w:type="dxa" w:w="432"/>
+          </w:tcPr>
+          <w:p>
+            <w:pPr>
+              <w:pStyle w:val="tablecopy"/>
+              <w:keepNext/>
+              <w:jc w:val="center"/>
+            </w:pPr>
+            <w:r>
+              <w:t>0.65</w:t>
+            </w:r>
+          </w:p>
+        </w:tc>
+        <w:tc>
+          <w:tcPr>
+            <w:tcW w:type="dxa" w:w="432"/>
+          </w:tcPr>
+          <w:p>
+            <w:pPr>
+              <w:pStyle w:val="tablecopy"/>
+              <w:keepNext/>
+              <w:jc w:val="center"/>
+            </w:pPr>
+            <w:r>
+              <w:t>0.29</w:t>
+            </w:r>
+          </w:p>
+        </w:tc>
+        <w:tc>
+          <w:tcPr>
+            <w:tcW w:type="dxa" w:w="432"/>
+          </w:tcPr>
+          <w:p>
+            <w:pPr>
+              <w:pStyle w:val="tablecopy"/>
+              <w:keepNext/>
+              <w:jc w:val="center"/>
+            </w:pPr>
+            <w:r>
+              <w:t>0.54</w:t>
+            </w:r>
+          </w:p>
+        </w:tc>
+        <w:tc>
+          <w:tcPr>
+            <w:tcW w:type="dxa" w:w="432"/>
+          </w:tcPr>
+          <w:p>
+            <w:pPr>
+              <w:pStyle w:val="tablecopy"/>
+              <w:keepNext/>
+              <w:jc w:val="center"/>
+            </w:pPr>
+            <w:r>
+              <w:t>0.59</w:t>
+            </w:r>
+          </w:p>
+        </w:tc>
+        <w:tc>
+          <w:tcPr>
+            <w:tcW w:type="dxa" w:w="518"/>
           </w:tcPr>
           <w:p>
             <w:pPr>
@@ -2243,7 +2274,7 @@
         </w:tc>
         <w:tc>
           <w:tcPr>
-            <w:tcW w:type="dxa" w:w="648"/>
+            <w:tcW w:type="dxa" w:w="518"/>
           </w:tcPr>
           <w:p>
             <w:pPr>
@@ -2258,7 +2289,7 @@
         </w:tc>
         <w:tc>
           <w:tcPr>
-            <w:tcW w:type="dxa" w:w="648"/>
+            <w:tcW w:type="dxa" w:w="518"/>
           </w:tcPr>
           <w:p>
             <w:pPr>
@@ -2275,7 +2306,7 @@
       <w:tr>
         <w:tc>
           <w:tcPr>
-            <w:tcW w:type="dxa" w:w="1224"/>
+            <w:tcW w:type="dxa" w:w="1152"/>
           </w:tcPr>
           <w:p>
             <w:pPr>
@@ -2290,7 +2321,7 @@
         </w:tc>
         <w:tc>
           <w:tcPr>
-            <w:tcW w:type="dxa" w:w="504"/>
+            <w:tcW w:type="dxa" w:w="432"/>
           </w:tcPr>
           <w:p>
             <w:pPr>
@@ -2305,7 +2336,22 @@
         </w:tc>
         <w:tc>
           <w:tcPr>
-            <w:tcW w:type="dxa" w:w="504"/>
+            <w:tcW w:type="dxa" w:w="432"/>
+          </w:tcPr>
+          <w:p>
+            <w:pPr>
+              <w:pStyle w:val="tablecopy"/>
+              <w:keepNext/>
+              <w:jc w:val="center"/>
+            </w:pPr>
+            <w:r>
+              <w:t>0.83</w:t>
+            </w:r>
+          </w:p>
+        </w:tc>
+        <w:tc>
+          <w:tcPr>
+            <w:tcW w:type="dxa" w:w="432"/>
           </w:tcPr>
           <w:p>
             <w:pPr>
@@ -2320,7 +2366,7 @@
         </w:tc>
         <w:tc>
           <w:tcPr>
-            <w:tcW w:type="dxa" w:w="504"/>
+            <w:tcW w:type="dxa" w:w="432"/>
           </w:tcPr>
           <w:p>
             <w:pPr>
@@ -2335,7 +2381,7 @@
         </w:tc>
         <w:tc>
           <w:tcPr>
-            <w:tcW w:type="dxa" w:w="648"/>
+            <w:tcW w:type="dxa" w:w="518"/>
           </w:tcPr>
           <w:p>
             <w:pPr>
@@ -2350,7 +2396,7 @@
         </w:tc>
         <w:tc>
           <w:tcPr>
-            <w:tcW w:type="dxa" w:w="648"/>
+            <w:tcW w:type="dxa" w:w="518"/>
           </w:tcPr>
           <w:p>
             <w:pPr>
@@ -2365,7 +2411,7 @@
         </w:tc>
         <w:tc>
           <w:tcPr>
-            <w:tcW w:type="dxa" w:w="648"/>
+            <w:tcW w:type="dxa" w:w="518"/>
           </w:tcPr>
           <w:p>
             <w:pPr>
@@ -2382,7 +2428,7 @@
       <w:tr>
         <w:tc>
           <w:tcPr>
-            <w:tcW w:type="dxa" w:w="1224"/>
+            <w:tcW w:type="dxa" w:w="1152"/>
           </w:tcPr>
           <w:p>
             <w:pPr>
@@ -2397,7 +2443,7 @@
         </w:tc>
         <w:tc>
           <w:tcPr>
-            <w:tcW w:type="dxa" w:w="504"/>
+            <w:tcW w:type="dxa" w:w="432"/>
           </w:tcPr>
           <w:p>
             <w:pPr>
@@ -2412,7 +2458,7 @@
         </w:tc>
         <w:tc>
           <w:tcPr>
-            <w:tcW w:type="dxa" w:w="504"/>
+            <w:tcW w:type="dxa" w:w="432"/>
           </w:tcPr>
           <w:p>
             <w:pPr>
@@ -2421,13 +2467,28 @@
               <w:jc w:val="center"/>
             </w:pPr>
             <w:r>
+              <w:t>0.16</w:t>
+            </w:r>
+          </w:p>
+        </w:tc>
+        <w:tc>
+          <w:tcPr>
+            <w:tcW w:type="dxa" w:w="432"/>
+          </w:tcPr>
+          <w:p>
+            <w:pPr>
+              <w:pStyle w:val="tablecopy"/>
+              <w:keepNext w:val="0"/>
+              <w:jc w:val="center"/>
+            </w:pPr>
+            <w:r>
               <w:t>0.08</w:t>
             </w:r>
           </w:p>
         </w:tc>
         <w:tc>
           <w:tcPr>
-            <w:tcW w:type="dxa" w:w="504"/>
+            <w:tcW w:type="dxa" w:w="432"/>
           </w:tcPr>
           <w:p>
             <w:pPr>
@@ -2442,7 +2503,7 @@
         </w:tc>
         <w:tc>
           <w:tcPr>
-            <w:tcW w:type="dxa" w:w="648"/>
+            <w:tcW w:type="dxa" w:w="518"/>
           </w:tcPr>
           <w:p>
             <w:pPr>
@@ -2457,7 +2518,7 @@
         </w:tc>
         <w:tc>
           <w:tcPr>
-            <w:tcW w:type="dxa" w:w="648"/>
+            <w:tcW w:type="dxa" w:w="518"/>
           </w:tcPr>
           <w:p>
             <w:pPr>
@@ -2472,7 +2533,7 @@
         </w:tc>
         <w:tc>
           <w:tcPr>
-            <w:tcW w:type="dxa" w:w="648"/>
+            <w:tcW w:type="dxa" w:w="518"/>
           </w:tcPr>
           <w:p>
             <w:pPr>
@@ -2499,7 +2560,7 @@
       <w:r>
         <w:drawing>
           <wp:inline xmlns:a="http://schemas.openxmlformats.org/drawingml/2006/main" xmlns:pic="http://schemas.openxmlformats.org/drawingml/2006/picture">
-            <wp:extent cx="2971800" cy="1882140"/>
+            <wp:extent cx="2971800" cy="1879474"/>
             <wp:docPr id="1" name="Picture 1"/>
             <wp:cNvGraphicFramePr>
               <a:graphicFrameLocks noChangeAspect="1"/>
@@ -2520,7 +2581,7 @@
                   <pic:spPr>
                     <a:xfrm>
                       <a:off x="0" y="0"/>
-                      <a:ext cx="2971800" cy="1882140"/>
+                      <a:ext cx="2971800" cy="1879474"/>
                     </a:xfrm>
                     <a:prstGeom prst="rect"/>
                   </pic:spPr>
@@ -2536,7 +2597,7 @@
         <w:pStyle w:val="figurecaption"/>
       </w:pPr>
       <w:r>
-        <w:t xml:space="preserve"> End-to-end detector comparison. The two LLM-based detectors fail in opposite directions: retrieval buys recall and pays for it in false alarms.</w:t>
+        <w:t xml:space="preserve"> End-to-end detector comparison; bars are run 1, whiskers 95% bootstrap intervals. The two LLM-based detectors fail in opposite directions: retrieval buys recall and pays for it in false alarms.</w:t>
       </w:r>
     </w:p>
     <w:p>
@@ -2544,7 +2605,7 @@
         <w:pStyle w:val="BodyText"/>
       </w:pPr>
       <w:r>
-        <w:t>Table III and Fig. 1 give the end-to-end comparison, and the contrast between the two LLM-based detectors is the clearest result in the paper, because they differ only in whether a retrieval stage is present. Retrieval more than triples recall, from 0.17 to 0.58: showing the model a short, relevant excerpt is what lets it see a violation at all. The same intervention raises the false-alarm rate from 0.04 to 0.63, so SpecGuard flags nearly two thirds of the untouched and semantics-preserving controls. Whole-file prompting is quiet, precise and largely blind, missing five of the nine drift categories outright. The keyword baseline establishes the floor at recall 0.08 and false-alarm rate 0.37, both deaf and noisy, with 18 spurious flags and zero recall on weakened conditions, sequence violations, error-handling drift, comment decoys and output contract drift.</w:t>
+        <w:t>Table III and Fig. 1 give the end-to-end comparison, and the contrast between the two LLM-based detectors is the clearest result in the paper, because they differ only in whether a retrieval stage is present. Retrieval more than triples recall, from 0.17 to 0.54, its interval of 0.41 to 0.66 clear of the baseline's 0.08 to 0.27: showing the model a short, relevant excerpt is what lets it see a violation at all. The same intervention raises the false-alarm rate from 0.04 to 0.63, so SpecGuard flags nearly two thirds of the untouched and semantics-preserving controls. Whole-file prompting is quiet, precise and largely blind, missing four of the nine drift categories outright. Strict precision for SpecGuard is only 0.29 against 0.65, most flags on drifted cases landing on the wrong rule. The keyword baseline establishes the floor at recall 0.08 and false-alarm rate 0.37, both deaf and noisy, with 17 spurious flags and zero recall on weakened conditions, sequence violations, error-handling drift, comment decoys and output contract drift.</w:t>
       </w:r>
     </w:p>
     <w:p>
@@ -2592,7 +2653,7 @@
         <w:pStyle w:val="BodyText"/>
       </w:pPr>
       <w:r>
-        <w:t>Several limits bound these conclusions. Cases are synthetic injections rather than drift observed in the wild, which buys rule-level ground truth at the cost of realism. Three host projects, 40 rules and one language limit generalisation. Detector results come from a single run of one model at temperature zero, so no variance is reported; the differences between detectors are large enough that their direction is unlikely to reverse, but their magnitudes are provisional. Retrieval results use a deterministic local hashing embedder rather than a trained sentence encoder [10], so Stage 1 numbers are a lower bound. Finally, requiring a flag to name the targeted rule is stricter than case-level detection and depresses recall relative to evaluations that count any flag on a drifted file; we regard the stricter measure as the one matching how a reviewer would use the output.</w:t>
+        <w:t>Several limits bound these conclusions. Cases are synthetic injections rather than drift observed in the wild, which buys rule-level ground truth at the cost of realism. Three host projects, 40 rules and one language limit generalisation. Detector results come from three runs of one model for SpecGuard and one for the baselines; recall was identical across runs, so the wide intervals reflect the 86-case sample. Stripping the rule-id annotations from the host code leaves the LLM detectors unchanged but raises the keyword false-alarm rate from 0.37 to 1.00, and a rounding-mode case is the one of thirteen escaping drift cases that oracle tests could not confirm. Retrieval results use a deterministic local hashing embedder rather than a trained sentence encoder [10], so Stage 1 numbers are a lower bound. Finally, requiring a flag to name the targeted rule is stricter than case-level detection and depresses recall relative to evaluations that count any flag on a drifted file; we regard the stricter measure as the one matching how a reviewer would use the output.</w:t>
       </w:r>
     </w:p>
     <w:p>
@@ -2608,7 +2669,7 @@
         <w:pStyle w:val="BodyText"/>
       </w:pPr>
       <w:r>
-        <w:t>SpecDrift-Bench measures what the drift-detection literature has reported around: not how many issues a checker raises, but how many it misses, how many it invents, and in which categories. On 86 validated cases the answer for a retrieval-augmented LLM detector is a recall of 0.58 bought at a false-alarm rate of 0.63, with the remaining false alarms confidently argued rather than unsupported. Twenty-two percent of the injected drift passes the host projects' own tests, and unauthorised scope creep passes them always, so the problem the detector addresses is real even though the detector is not yet trustworthy.</w:t>
+        <w:t>SpecDrift-Bench measures what the drift-detection literature has reported around: not how many issues a checker raises, but how many it misses, how many it invents, and in which categories. On 86 validated cases the answer for a retrieval-augmented LLM detector is a recall of 0.54 bought at a false-alarm rate of 0.63, with the remaining false alarms confidently argued rather than unsupported. Twenty-two percent of the injected drift passes the host projects' own tests, and unauthorised scope creep passes them always, so the problem the detector addresses is real even though the detector is not yet trustworthy.</w:t>
       </w:r>
     </w:p>
     <w:p>
@@ -2616,7 +2677,7 @@
         <w:pStyle w:val="BodyText"/>
       </w:pPr>
       <w:r>
-        <w:t>Four extensions are scheduled, each with a slot already present in the framework. An adversarial second pass will execute the counterexample attached to every drift verdict and retain the verdict only if the code behaves as alleged. A reverse-direction authorisation pass will iterate over code looking for an authorising rule, rather than over rules looking for code, which is the only way to lift D8 retrieval above 0.33. Repeated runs across model scales, with Semcheck added as a third baseline, will replace single-run point estimates with variance. And confidence calibration will be measured to derive the abstention threshold deployment requires. The benchmark will be expanded to ten host projects and approximately 250 cases over the same taxonomy. The framework, case manifests, host projects and evaluation harness are available at [11].</w:t>
+        <w:t>Four extensions are scheduled, each with a slot already present in the framework. An adversarial second pass will execute the counterexample attached to every drift verdict and retain the verdict only if the code behaves as alleged. A reverse-direction authorisation pass will iterate over code looking for an authorising rule, rather than over rules looking for code, which is the only way to lift D8 retrieval above 0.33. Repeated runs across model scales, with Semcheck added as a third baseline, will extend the repeated-run intervals to every detector. And confidence calibration will be measured to derive the abstention threshold deployment requires. The benchmark will be expanded to ten host projects and approximately 250 cases over the same taxonomy. The framework, case manifests, host projects and evaluation harness are available at [11].</w:t>
       </w:r>
     </w:p>
     <w:p>

--- a/paper/SpecDrift-Bench_IEEE_paper_4pp.docx
+++ b/paper/SpecDrift-Bench_IEEE_paper_4pp.docx
@@ -247,7 +247,7 @@
         <w:t>Abstract—</w:t>
       </w:r>
       <w:r>
-        <w:t>Large language models now write a substantial share of production code, and they introduce a failure mode that functional testing does not catch: specification drift, in which an implementation quietly stops satisfying a requirement it once met while the project's own test suite continues to pass. Tools that claim to detect drift are evaluated by the issues they report rather than by the issues they miss or invent, so their trustworthiness is unknown. This paper presents SpecDrift-Bench, a fault-injection benchmark that treats drift detection as a classification problem in which false alarms are weighted as heavily as misses. We define nine drift categories, including comment decoys and reverse-direction unauthorised scope creep, together with three categories of negative control, and construct 86 validated cases by injecting faults into three working Python projects governed by 40 numbered rules. Every case records whether the host project's own tests still pass: 22 percent of injected drift escapes testing, and unauthorised scope creep escapes it in every case; oracle tests confirm twelve of the thirteen escaping cases. Evaluating a two-stage detector with independently instrumented retrieval and verification stages, we find that retrieval raises recall from 0.17 to 0.54 (interval 0.41 to 0.66) and the false-alarm rate from 0.04 to 0.63, and that the false alarms surviving an evidence-citation requirement are confidently wrong rather than unsupported.</w:t>
+        <w:t>Large language models now write a substantial share of production code, and they introduce a failure mode that functional testing does not catch: specification drift, in which an implementation quietly stops satisfying a requirement it once met while the project's own test suite continues to pass. Tools that claim to detect drift are evaluated by the issues they report rather than by the issues they miss or invent, so their trustworthiness is unknown. This paper presents SpecDrift-Bench, a fault-injection benchmark that treats drift detection as a classification problem in which false alarms are weighted as heavily as misses. We define nine drift categories, including comment decoys and reverse-direction unauthorised scope creep, together with three categories of negative control, and construct 86 validated cases by injecting faults into three working Python projects governed by 40 numbered rules. Every case records whether the host project's own tests still pass: 22 percent of injected drift escapes testing, and unauthorised scope creep escapes it in every case; oracle tests confirm twelve of the thirteen escaping cases. Evaluating a two-stage detector with independently instrumented retrieval and verification stages, we find that retrieval raises recall from 0.17 to 0.54 (interval 0.41 to 0.66) and the false-alarm rate from 0.04 to 0.63, and that the false alarms surviving an evidence-citation requirement are confidently wrong rather than unsupported. A reverse-direction pass recovers the scope creep that retrieval cannot see, raising its recall from 0.17 to 0.78.</w:t>
       </w:r>
     </w:p>
     <w:p>
@@ -301,7 +301,7 @@
         <w:pStyle w:val="BodyText"/>
       </w:pPr>
       <w:r>
-        <w:t>There is good reason to expect that second number to be bad. Jin and Chen [1] show that LLMs asked to judge whether correct code conforms to its stated requirement systematically overcorrect, and that the rate rises when the prompt asks the model to explain itself and propose a correction. Their study establishes the failure on function-level generation benchmarks. This paper asks what happens at repository scale, against a numbered specification document, on code the model must first locate for itself. We contribute a twelve-category drift taxonomy including reverse-direction scope creep, a benchmark of 86 validated and test-escape-labelled cases, a two-stage detector whose misses are attributed to either retrieval or reasoning, a scoring protocol in which a flag counts only when it names the targeted rule, and the empirical finding that retrieval triples recall while multiplying false alarms fifteenfold.</w:t>
+        <w:t>There is good reason to expect that second number to be bad. Jin and Chen [1] show that LLMs asked to judge whether correct code conforms to its stated requirement systematically overcorrect, and that the rate rises when the prompt asks the model to explain itself and propose a correction. Their study establishes the failure on function-level generation benchmarks. This paper asks what happens at repository scale, against a numbered specification document, on code the model must first locate for itself. We contribute a twelve-category drift taxonomy including reverse-direction scope creep, a benchmark of 86 validated and test-escape-labelled cases, a two-stage detector whose misses are attributed to either retrieval or reasoning, a reverse-direction pass for scope creep, a scoring protocol in which a flag counts only when it names the targeted rule, and the empirical finding that retrieval triples recall while multiplying false alarms fifteenfold.</w:t>
       </w:r>
     </w:p>
     <w:p>
@@ -1987,6 +1987,14 @@
         <w:pStyle w:val="BodyText"/>
       </w:pPr>
       <w:r>
+        <w:t>A reverse-direction pass handles what retrieval cannot. For every function it shows the model the whole rule list and asks whether everything the function does is described or presupposed by some rule; the model first names the rules the function serves, and the absence of a check is not a finding. A finding must quote the offending code verbatim, or it is downgraded to UNCERTAIN, and a function identical to one already reported on the pristine project is accepted, as a static-analysis baseline would. Its prompt was adjusted once, on what it flagged in the pristine projects (11 of 31 functions, then 3), and not on the D8 cases.</w:t>
+      </w:r>
+    </w:p>
+    <w:p>
+      <w:pPr>
+        <w:pStyle w:val="BodyText"/>
+      </w:pPr>
+      <w:r>
         <w:t>Two baselines isolate what each stage contributes. The keyword baseline tokenises each rule and searches all source text including comments, establishing the floor any semantic method must clear; its inclusion of comments is what makes a comment decoy fool it, which is the point of having it. The whole-file baseline places the entire codebase and specification into a single prompt and asks for a verdict on every rule at once, which isolates the contribution of retrieval because it differs from SpecGuard in that respect alone. Responses are cached on a hash of the question, so a recorded SpecGuard run made 252 model calls for the 1,146 rule-case pairs it covers; temperature is fixed at zero and retrieval ties break by chunk identifier.</w:t>
       </w:r>
     </w:p>
@@ -1995,7 +2003,7 @@
         <w:pStyle w:val="BodyText"/>
       </w:pPr>
       <w:r>
-        <w:t>The positive class is drift, and scoring is stricter than conventional binary classification in one respect that matters for trustworthiness. A drift case is a true positive only when the detector flags one of the rules the injection actually targeted; a flag landing on an unrelated rule earns nothing and is tallied separately as spurious, because a detector that is right by accident offers a reviewer nothing to act on. D8 cases name no target rule, so a flag counts only if raised on the planted code. Strict precision additionally charges every spurious flag. Any flag on a negative control is a false alarm, reported alongside precision rather than folded into it. UNCERTAIN counts as not flagged, so the evidence gate can only cost recall. Each miss is attributed: if the injected chunk was never retrieved the miss belongs to retrieval, and if it was retrieved and the verdict was still COMPLIANT the miss belongs to reasoning.</w:t>
+        <w:t>The positive class is drift, and scoring is stricter than conventional binary classification in one respect that matters for trustworthiness. A drift case is a true positive only when the detector flags one of the rules the injection actually targeted; a flag landing on an unrelated rule earns nothing and is tallied separately as spurious, because a detector that is right by accident offers a reviewer nothing to act on. D8 cases name no target rule, so a flag counts only if raised on the planted code, and a reverse finding, which names no rule, counts on a D8 case when raised there. Strict precision additionally charges every spurious flag. Any flag on a negative control is a false alarm, reported alongside precision rather than folded into it. UNCERTAIN counts as not flagged, so the evidence gate can only cost recall. Each miss is attributed: if the injected chunk was never retrieved the miss belongs to retrieval, and if it was retrieved and the verdict was still COMPLIANT the miss belongs to reasoning.</w:t>
       </w:r>
     </w:p>
     <w:p>
@@ -2019,7 +2027,7 @@
         <w:pStyle w:val="BodyText"/>
       </w:pPr>
       <w:r>
-        <w:t>Stage 1 in isolation, across 64 rule queries with a gold symbol, achieves Recall@1 of 0.27, Recall@3 of 0.78 and Recall@5 of 0.92. At the operating point used throughout, roughly one injected chunk in five is never shown to the verifier, which places a hard ceiling on achievable recall. Per category at k equal to 3, retrieval is perfect on weakened conditions, sequence violations and output contract drift, and weakest on unauthorised scope creep at 0.33. That weakness is structural rather than incidental: retrieval ranks code by similarity to a rule, and code that no rule authorises is by construction similar to no rule. Omitted checks, at 0.50, are second weakest for the related reason that deleted code leaves nothing behind to retrieve.</w:t>
+        <w:t>Stage 1 in isolation, across 64 rule queries with a gold symbol, achieves Recall@1 of 0.27, Recall@3 of 0.78 and Recall@5 of 0.92. At the operating point used throughout, roughly one injected chunk in five is never shown to the verifier, which places a hard ceiling on achievable recall. Per category at k equal to 3, retrieval is perfect on weakened conditions, sequence violations and output contract drift, and weakest on unauthorised scope creep at 0.33. That weakness is structural rather than incidental: retrieval ranks code by similarity to a rule, and code that no rule authorises is by construction similar to no rule, which the reverse pass addresses. Omitted checks, at 0.50, are second weakest for the related reason that deleted code leaves nothing behind to retrieve.</w:t>
       </w:r>
     </w:p>
     <w:p>
@@ -2433,11 +2441,255 @@
           <w:p>
             <w:pPr>
               <w:pStyle w:val="tablecopy"/>
+              <w:keepNext/>
+              <w:jc w:val="left"/>
+            </w:pPr>
+            <w:r>
+              <w:t>Keyword</w:t>
+            </w:r>
+          </w:p>
+        </w:tc>
+        <w:tc>
+          <w:tcPr>
+            <w:tcW w:type="dxa" w:w="432"/>
+          </w:tcPr>
+          <w:p>
+            <w:pPr>
+              <w:pStyle w:val="tablecopy"/>
+              <w:keepNext/>
+              <w:jc w:val="center"/>
+            </w:pPr>
+            <w:r>
+              <w:t>0.33</w:t>
+            </w:r>
+          </w:p>
+        </w:tc>
+        <w:tc>
+          <w:tcPr>
+            <w:tcW w:type="dxa" w:w="432"/>
+          </w:tcPr>
+          <w:p>
+            <w:pPr>
+              <w:pStyle w:val="tablecopy"/>
+              <w:keepNext/>
+              <w:jc w:val="center"/>
+            </w:pPr>
+            <w:r>
+              <w:t>0.16</w:t>
+            </w:r>
+          </w:p>
+        </w:tc>
+        <w:tc>
+          <w:tcPr>
+            <w:tcW w:type="dxa" w:w="432"/>
+          </w:tcPr>
+          <w:p>
+            <w:pPr>
+              <w:pStyle w:val="tablecopy"/>
+              <w:keepNext/>
+              <w:jc w:val="center"/>
+            </w:pPr>
+            <w:r>
+              <w:t>0.08</w:t>
+            </w:r>
+          </w:p>
+        </w:tc>
+        <w:tc>
+          <w:tcPr>
+            <w:tcW w:type="dxa" w:w="432"/>
+          </w:tcPr>
+          <w:p>
+            <w:pPr>
+              <w:pStyle w:val="tablecopy"/>
+              <w:keepNext/>
+              <w:jc w:val="center"/>
+            </w:pPr>
+            <w:r>
+              <w:t>0.14</w:t>
+            </w:r>
+          </w:p>
+        </w:tc>
+        <w:tc>
+          <w:tcPr>
+            <w:tcW w:type="dxa" w:w="518"/>
+          </w:tcPr>
+          <w:p>
+            <w:pPr>
+              <w:pStyle w:val="tablecopy"/>
+              <w:keepNext/>
+              <w:jc w:val="center"/>
+            </w:pPr>
+            <w:r>
+              <w:t>0.37</w:t>
+            </w:r>
+          </w:p>
+        </w:tc>
+        <w:tc>
+          <w:tcPr>
+            <w:tcW w:type="dxa" w:w="518"/>
+          </w:tcPr>
+          <w:p>
+            <w:pPr>
+              <w:pStyle w:val="tablecopy"/>
+              <w:keepNext/>
+              <w:jc w:val="center"/>
+            </w:pPr>
+            <w:r>
+              <w:t>0.00</w:t>
+            </w:r>
+          </w:p>
+        </w:tc>
+        <w:tc>
+          <w:tcPr>
+            <w:tcW w:type="dxa" w:w="518"/>
+          </w:tcPr>
+          <w:p>
+            <w:pPr>
+              <w:pStyle w:val="tablecopy"/>
+              <w:keepNext/>
+              <w:jc w:val="center"/>
+            </w:pPr>
+            <w:r>
+              <w:t>0</w:t>
+            </w:r>
+          </w:p>
+        </w:tc>
+      </w:tr>
+      <w:tr>
+        <w:tc>
+          <w:tcPr>
+            <w:tcW w:type="dxa" w:w="1152"/>
+          </w:tcPr>
+          <w:p>
+            <w:pPr>
+              <w:pStyle w:val="tablecopy"/>
+              <w:keepNext/>
+              <w:jc w:val="left"/>
+            </w:pPr>
+            <w:r>
+              <w:t>Reverse</w:t>
+            </w:r>
+          </w:p>
+        </w:tc>
+        <w:tc>
+          <w:tcPr>
+            <w:tcW w:type="dxa" w:w="432"/>
+          </w:tcPr>
+          <w:p>
+            <w:pPr>
+              <w:pStyle w:val="tablecopy"/>
+              <w:keepNext/>
+              <w:jc w:val="center"/>
+            </w:pPr>
+            <w:r>
+              <w:t>0.67</w:t>
+            </w:r>
+          </w:p>
+        </w:tc>
+        <w:tc>
+          <w:tcPr>
+            <w:tcW w:type="dxa" w:w="432"/>
+          </w:tcPr>
+          <w:p>
+            <w:pPr>
+              <w:pStyle w:val="tablecopy"/>
+              <w:keepNext/>
+              <w:jc w:val="center"/>
+            </w:pPr>
+            <w:r>
+              <w:t>0.27</w:t>
+            </w:r>
+          </w:p>
+        </w:tc>
+        <w:tc>
+          <w:tcPr>
+            <w:tcW w:type="dxa" w:w="432"/>
+          </w:tcPr>
+          <w:p>
+            <w:pPr>
+              <w:pStyle w:val="tablecopy"/>
+              <w:keepNext/>
+              <w:jc w:val="center"/>
+            </w:pPr>
+            <w:r>
+              <w:t>0.07</w:t>
+            </w:r>
+          </w:p>
+        </w:tc>
+        <w:tc>
+          <w:tcPr>
+            <w:tcW w:type="dxa" w:w="432"/>
+          </w:tcPr>
+          <w:p>
+            <w:pPr>
+              <w:pStyle w:val="tablecopy"/>
+              <w:keepNext/>
+              <w:jc w:val="center"/>
+            </w:pPr>
+            <w:r>
+              <w:t>0.12</w:t>
+            </w:r>
+          </w:p>
+        </w:tc>
+        <w:tc>
+          <w:tcPr>
+            <w:tcW w:type="dxa" w:w="518"/>
+          </w:tcPr>
+          <w:p>
+            <w:pPr>
+              <w:pStyle w:val="tablecopy"/>
+              <w:keepNext/>
+              <w:jc w:val="center"/>
+            </w:pPr>
+            <w:r>
+              <w:t>0.07</w:t>
+            </w:r>
+          </w:p>
+        </w:tc>
+        <w:tc>
+          <w:tcPr>
+            <w:tcW w:type="dxa" w:w="518"/>
+          </w:tcPr>
+          <w:p>
+            <w:pPr>
+              <w:pStyle w:val="tablecopy"/>
+              <w:keepNext/>
+              <w:jc w:val="center"/>
+            </w:pPr>
+            <w:r>
+              <w:t>0.00</w:t>
+            </w:r>
+          </w:p>
+        </w:tc>
+        <w:tc>
+          <w:tcPr>
+            <w:tcW w:type="dxa" w:w="518"/>
+          </w:tcPr>
+          <w:p>
+            <w:pPr>
+              <w:pStyle w:val="tablecopy"/>
+              <w:keepNext/>
+              <w:jc w:val="center"/>
+            </w:pPr>
+            <w:r>
+              <w:t>74</w:t>
+            </w:r>
+          </w:p>
+        </w:tc>
+      </w:tr>
+      <w:tr>
+        <w:tc>
+          <w:tcPr>
+            <w:tcW w:type="dxa" w:w="1152"/>
+          </w:tcPr>
+          <w:p>
+            <w:pPr>
+              <w:pStyle w:val="tablecopy"/>
               <w:keepNext w:val="0"/>
               <w:jc w:val="left"/>
             </w:pPr>
             <w:r>
-              <w:t>Keyword</w:t>
+              <w:t>Both</w:t>
             </w:r>
           </w:p>
         </w:tc>
@@ -2452,7 +2704,7 @@
               <w:jc w:val="center"/>
             </w:pPr>
             <w:r>
-              <w:t>0.33</w:t>
+              <w:t>0.66</w:t>
             </w:r>
           </w:p>
         </w:tc>
@@ -2467,7 +2719,7 @@
               <w:jc w:val="center"/>
             </w:pPr>
             <w:r>
-              <w:t>0.16</w:t>
+              <w:t>0.28</w:t>
             </w:r>
           </w:p>
         </w:tc>
@@ -2482,7 +2734,7 @@
               <w:jc w:val="center"/>
             </w:pPr>
             <w:r>
-              <w:t>0.08</w:t>
+              <w:t>0.59</w:t>
             </w:r>
           </w:p>
         </w:tc>
@@ -2497,7 +2749,7 @@
               <w:jc w:val="center"/>
             </w:pPr>
             <w:r>
-              <w:t>0.14</w:t>
+              <w:t>0.62</w:t>
             </w:r>
           </w:p>
         </w:tc>
@@ -2512,7 +2764,7 @@
               <w:jc w:val="center"/>
             </w:pPr>
             <w:r>
-              <w:t>0.37</w:t>
+              <w:t>0.67</w:t>
             </w:r>
           </w:p>
         </w:tc>
@@ -2527,7 +2779,7 @@
               <w:jc w:val="center"/>
             </w:pPr>
             <w:r>
-              <w:t>0.00</w:t>
+              <w:t>0.03</w:t>
             </w:r>
           </w:p>
         </w:tc>
@@ -2542,7 +2794,7 @@
               <w:jc w:val="center"/>
             </w:pPr>
             <w:r>
-              <w:t>0</w:t>
+              <w:t>326</w:t>
             </w:r>
           </w:p>
         </w:tc>
@@ -2613,6 +2865,14 @@
         <w:pStyle w:val="BodyText"/>
       </w:pPr>
       <w:r>
+        <w:t>Both in Table III is SpecGuard plus the reverse pass. Over three runs the reverse pass catches scope creep (D8) in 0.78 of cases (0.44 to 1.00) against 0.17 (0.00 to 0.50) for forward SpecGuard, and is quiet on its own, with a false-alarm rate of 0.07 (two false alarms on 27 controls in run 1). Combined, overall recall rises from 0.54 to 0.61 (0.48 to 0.73) with overlapping intervals and SpecGuard's false-alarm rate. With six D8 cases the two D8 intervals touch, so the gain is suggestive, not conclusive.</w:t>
+      </w:r>
+    </w:p>
+    <w:p>
+      <w:pPr>
+        <w:pStyle w:val="BodyText"/>
+      </w:pPr>
+      <w:r>
         <w:t>SpecGuard's per-category profile has a consistent shape. It is strongest where a rule states something directly checkable against a value in the code: value and constant drift and weakened conditions are both caught in every case. It is weakest on sequence violations and error-handling drift, at 0.33 each, which require reasoning about the order in which operations occur and about which exception propagates, rather than comparing a stated literal against a written one. The gradient runs from comparison to reasoning, and it is steep.</w:t>
       </w:r>
     </w:p>
@@ -2653,7 +2913,7 @@
         <w:pStyle w:val="BodyText"/>
       </w:pPr>
       <w:r>
-        <w:t>Several limits bound these conclusions. Cases are synthetic injections rather than drift observed in the wild, which buys rule-level ground truth at the cost of realism. Three host projects, 40 rules and one language limit generalisation. Detector results come from three runs of one model for SpecGuard and one for the baselines; recall was identical across runs, so the wide intervals reflect the 86-case sample. Stripping the rule-id annotations from the host code leaves the LLM detectors unchanged but raises the keyword false-alarm rate from 0.37 to 1.00, and a rounding-mode case is the one of thirteen escaping drift cases that oracle tests could not confirm. Retrieval results use a deterministic local hashing embedder rather than a trained sentence encoder [10], so Stage 1 numbers are a lower bound. Finally, requiring a flag to name the targeted rule is stricter than case-level detection and depresses recall relative to evaluations that count any flag on a drifted file; we regard the stricter measure as the one matching how a reviewer would use the output.</w:t>
+        <w:t>Several limits bound these conclusions. Cases are synthetic injections rather than drift observed in the wild, which buys rule-level ground truth at the cost of realism. Three host projects, 40 rules and one language limit generalisation. Detector results come from three runs of one model for SpecGuard and one for the baselines; recall was identical across runs, so the wide intervals reflect the 86-case sample. Stripping the rule-id annotations from the host code leaves the LLM detectors unchanged but raises the keyword false-alarm rate from 0.37 to 1.00, and a rounding-mode case is the one of thirteen escaping drift cases that oracle tests could not confirm. The reverse pass was tuned once on the pristine projects that also supply the D8 cases, so its numbers are likely optimistic. Retrieval results use a deterministic local hashing embedder rather than a trained sentence encoder [10], so Stage 1 numbers are a lower bound. Finally, requiring a flag to name the targeted rule is stricter than case-level detection and depresses recall relative to evaluations that count any flag on a drifted file; we regard the stricter measure as the one matching how a reviewer would use the output.</w:t>
       </w:r>
     </w:p>
     <w:p>
@@ -2669,7 +2929,7 @@
         <w:pStyle w:val="BodyText"/>
       </w:pPr>
       <w:r>
-        <w:t>SpecDrift-Bench measures what the drift-detection literature has reported around: not how many issues a checker raises, but how many it misses, how many it invents, and in which categories. On 86 validated cases the answer for a retrieval-augmented LLM detector is a recall of 0.54 bought at a false-alarm rate of 0.63, with the remaining false alarms confidently argued rather than unsupported. Twenty-two percent of the injected drift passes the host projects' own tests, and unauthorised scope creep passes them always, so the problem the detector addresses is real even though the detector is not yet trustworthy.</w:t>
+        <w:t>SpecDrift-Bench measures what the drift-detection literature has reported around: not how many issues a checker raises, but how many it misses, how many it invents, and in which categories. On 86 validated cases the answer for a retrieval-augmented LLM detector is a recall of 0.54 bought at a false-alarm rate of 0.63, with the remaining false alarms confidently argued rather than unsupported. Twenty-two percent of the injected drift passes the host projects' own tests, and unauthorised scope creep passes them always, so the problem the detector addresses is real even though the detector is not yet trustworthy. A reverse pass recovers the scope creep retrieval cannot see, lifting D8 recall from 0.17 to 0.78.</w:t>
       </w:r>
     </w:p>
     <w:p>
@@ -2677,7 +2937,7 @@
         <w:pStyle w:val="BodyText"/>
       </w:pPr>
       <w:r>
-        <w:t>Four extensions are scheduled, each with a slot already present in the framework. An adversarial second pass will execute the counterexample attached to every drift verdict and retain the verdict only if the code behaves as alleged. A reverse-direction authorisation pass will iterate over code looking for an authorising rule, rather than over rules looking for code, which is the only way to lift D8 retrieval above 0.33. Repeated runs across model scales, with Semcheck added as a third baseline, will extend the repeated-run intervals to every detector. And confidence calibration will be measured to derive the abstention threshold deployment requires. The benchmark will be expanded to ten host projects and approximately 250 cases over the same taxonomy. The framework, case manifests, host projects and evaluation harness are available at [11].</w:t>
+        <w:t>Three extensions are scheduled, each with a slot already present in the framework. An adversarial second pass will execute the counterexample attached to every drift verdict and retain the verdict only if the code behaves as alleged. Repeated runs across model scales, with Semcheck added as a third baseline, will extend the repeated-run intervals to every detector. And confidence calibration will be measured to derive the abstention threshold deployment requires. The benchmark will be expanded to ten host projects and approximately 250 cases over the same taxonomy. The framework, case manifests, host projects and evaluation harness are available at [11].</w:t>
       </w:r>
     </w:p>
     <w:p>
